--- a/PDS实际测量数据/PDS时序分析实验报告_润色版.docx
+++ b/PDS实际测量数据/PDS时序分析实验报告_润色版.docx
@@ -12,7 +12,7 @@
     </w:p>
     <w:p>
       <w:r>
-        <w:t>本报告围绕 ff_and_latch 工程，对比触发器（FF）与锁存器（latch）的工作方式，并结合 PDS 输出的时序报告，分析建立时间与保持时间约束。当前结果表明，两类工程在所设约束下均具有较大的时序裕量；其中，latch 基线尚未体现实际时间借用收益，因此不能据此比较两类结构的最高工作频率。</w:t>
+        <w:t>本报告围绕 FF 与 latch 电路，依次分析基本时序关系、时间借用机制、固定相位下的周期搜索，以及两相时钟的相位优化。结果表明，PDS 报告能够体现时间借用及其向后级的传播，并在借用超限时报出违例；相位优化也可消除原先窗口安排造成的限制。但现有小电路的整体比较受输出 IO 路径影响，尚未得到 latch 比 FF 频率更高的证据。本文所有频率均为所设约束下的 STA 分析或已验证可行点，不是上板实测最高频率。</w:t>
       </w:r>
     </w:p>
     <w:p>
@@ -1795,7 +1795,7 @@
     </w:p>
     <w:p>
       <w:r>
-        <w:t>当前实验说明了 FF 的边沿触发分析方法，以及 latch 由开启沿、关闭沿和透明窗口共同决定的时序关系。由于 latch 基线尚未展示实际时间借用收益，且所用约束较为宽松，后续仍需结合专门的时间借用实验，进一步分析透明窗口内的数据传播及其限制。</w:t>
+        <w:t>上述基线用于说明 FF 的边沿触发分析方法，以及 latch 由开启沿、关闭沿和透明窗口共同决定的时序关系。基线中的正裕量并不等于实际借用收益，也不能据此比较两类结构的最高频率。以下进一步给出专门的时间借用实验、固定相位周期搜索及相位优化结果。</w:t>
       </w:r>
     </w:p>
     <w:p>
@@ -1804,6 +1804,2046 @@
       </w:pPr>
       <w:r>
         <w:t>五 时间借用实验</w:t>
+      </w:r>
+    </w:p>
+    <w:p>
+      <w:pPr>
+        <w:pStyle w:val="Heading2"/>
+      </w:pPr>
+      <w:r>
+        <w:rPr>
+          <w:color w:val="000000"/>
+        </w:rPr>
+        <w:t>1 实验配置与验证范围</w:t>
+      </w:r>
+    </w:p>
+    <w:p>
+      <w:pPr>
+        <w:widowControl/>
+      </w:pPr>
+      <w:r>
+        <w:t>时间借用实验复用原有算术通路与边界 FF，参考周期保持 640 ns，B 相高电平保持在 320～480 ns；通过改变 A 相的透明窗口，构造无借用、发生借用及借用超限三个案例。各案例分别布局布线，不能将其延时差异全部归因于相位变化。</w:t>
+      </w:r>
+    </w:p>
+    <w:tbl>
+      <w:tblPr>
+        <w:tblW w:type="auto" w:w="0"/>
+        <w:tblLayout w:type="fixed"/>
+        <w:tblLook w:firstColumn="1" w:firstRow="1" w:lastColumn="0" w:lastRow="0" w:noHBand="0" w:noVBand="1" w:val="04A0"/>
+        <w:tblBorders>
+          <w:top w:val="single" w:sz="4" w:color="D9D9D9"/>
+          <w:left w:val="single" w:sz="4" w:color="D9D9D9"/>
+          <w:bottom w:val="single" w:sz="4" w:color="D9D9D9"/>
+          <w:right w:val="single" w:sz="4" w:color="D9D9D9"/>
+          <w:insideH w:val="single" w:sz="4" w:color="D9D9D9"/>
+          <w:insideV w:val="single" w:sz="4" w:color="D9D9D9"/>
+        </w:tblBorders>
+      </w:tblPr>
+      <w:tblGrid>
+        <w:gridCol w:w="1701"/>
+        <w:gridCol w:w="2268"/>
+        <w:gridCol w:w="5386"/>
+      </w:tblGrid>
+      <w:tr>
+        <w:trPr>
+          <w:cantSplit/>
+          <w:tblHeader/>
+        </w:trPr>
+        <w:tc>
+          <w:tcPr>
+            <w:tcW w:type="dxa" w:w="1701"/>
+            <w:vAlign w:val="center"/>
+            <w:tcMar>
+              <w:top w:w="85" w:type="dxa"/>
+              <w:bottom w:w="85" w:type="dxa"/>
+              <w:left w:w="85" w:type="dxa"/>
+              <w:right w:w="85" w:type="dxa"/>
+            </w:tcMar>
+            <w:shd w:fill="E6EDF3"/>
+          </w:tcPr>
+          <w:p>
+            <w:pPr>
+              <w:spacing w:before="40" w:after="40" w:line="264" w:lineRule="auto"/>
+              <w:jc w:val="left"/>
+            </w:pPr>
+            <w:r>
+              <w:rPr>
+                <w:rFonts w:ascii="Times New Roman" w:hAnsi="Times New Roman" w:eastAsia="宋体"/>
+                <w:b/>
+                <w:sz w:val="21"/>
+              </w:rPr>
+              <w:t>案例</w:t>
+            </w:r>
+          </w:p>
+        </w:tc>
+        <w:tc>
+          <w:tcPr>
+            <w:tcW w:type="dxa" w:w="2268"/>
+            <w:vAlign w:val="center"/>
+            <w:tcMar>
+              <w:top w:w="85" w:type="dxa"/>
+              <w:bottom w:w="85" w:type="dxa"/>
+              <w:left w:w="85" w:type="dxa"/>
+              <w:right w:w="85" w:type="dxa"/>
+            </w:tcMar>
+            <w:shd w:fill="E6EDF3"/>
+          </w:tcPr>
+          <w:p>
+            <w:pPr>
+              <w:spacing w:before="40" w:after="40" w:line="264" w:lineRule="auto"/>
+              <w:jc w:val="center"/>
+            </w:pPr>
+            <w:r>
+              <w:rPr>
+                <w:rFonts w:ascii="Times New Roman" w:hAnsi="Times New Roman" w:eastAsia="宋体"/>
+                <w:b/>
+                <w:sz w:val="21"/>
+              </w:rPr>
+              <w:t>A 相高电平</w:t>
+            </w:r>
+          </w:p>
+        </w:tc>
+        <w:tc>
+          <w:tcPr>
+            <w:tcW w:type="dxa" w:w="5386"/>
+            <w:vAlign w:val="center"/>
+            <w:tcMar>
+              <w:top w:w="85" w:type="dxa"/>
+              <w:bottom w:w="85" w:type="dxa"/>
+              <w:left w:w="85" w:type="dxa"/>
+              <w:right w:w="85" w:type="dxa"/>
+            </w:tcMar>
+            <w:shd w:fill="E6EDF3"/>
+          </w:tcPr>
+          <w:p>
+            <w:pPr>
+              <w:spacing w:before="40" w:after="40" w:line="264" w:lineRule="auto"/>
+              <w:jc w:val="center"/>
+            </w:pPr>
+            <w:r>
+              <w:rPr>
+                <w:rFonts w:ascii="Times New Roman" w:hAnsi="Times New Roman" w:eastAsia="宋体"/>
+                <w:b/>
+                <w:sz w:val="21"/>
+              </w:rPr>
+              <w:t>观察结果</w:t>
+            </w:r>
+          </w:p>
+        </w:tc>
+      </w:tr>
+      <w:tr>
+        <w:trPr>
+          <w:cantSplit/>
+        </w:trPr>
+        <w:tc>
+          <w:tcPr>
+            <w:tcW w:type="dxa" w:w="1701"/>
+            <w:vAlign w:val="center"/>
+            <w:tcMar>
+              <w:top w:w="85" w:type="dxa"/>
+              <w:bottom w:w="85" w:type="dxa"/>
+              <w:left w:w="85" w:type="dxa"/>
+              <w:right w:w="85" w:type="dxa"/>
+            </w:tcMar>
+          </w:tcPr>
+          <w:p>
+            <w:pPr>
+              <w:spacing w:before="40" w:after="40" w:line="264" w:lineRule="auto"/>
+              <w:jc w:val="left"/>
+            </w:pPr>
+            <w:r>
+              <w:rPr>
+                <w:rFonts w:ascii="Times New Roman" w:hAnsi="Times New Roman" w:eastAsia="宋体"/>
+                <w:b w:val="0"/>
+                <w:sz w:val="21"/>
+              </w:rPr>
+              <w:t>baseline</w:t>
+            </w:r>
+          </w:p>
+        </w:tc>
+        <w:tc>
+          <w:tcPr>
+            <w:tcW w:type="dxa" w:w="2268"/>
+            <w:vAlign w:val="center"/>
+            <w:tcMar>
+              <w:top w:w="85" w:type="dxa"/>
+              <w:bottom w:w="85" w:type="dxa"/>
+              <w:left w:w="85" w:type="dxa"/>
+              <w:right w:w="85" w:type="dxa"/>
+            </w:tcMar>
+          </w:tcPr>
+          <w:p>
+            <w:pPr>
+              <w:spacing w:before="40" w:after="40" w:line="264" w:lineRule="auto"/>
+              <w:jc w:val="center"/>
+            </w:pPr>
+            <w:r>
+              <w:rPr>
+                <w:rFonts w:ascii="Times New Roman" w:hAnsi="Times New Roman" w:eastAsia="宋体"/>
+                <w:b w:val="0"/>
+                <w:sz w:val="21"/>
+              </w:rPr>
+              <w:t>40～200 ns</w:t>
+            </w:r>
+          </w:p>
+        </w:tc>
+        <w:tc>
+          <w:tcPr>
+            <w:tcW w:type="dxa" w:w="5386"/>
+            <w:vAlign w:val="center"/>
+            <w:tcMar>
+              <w:top w:w="85" w:type="dxa"/>
+              <w:bottom w:w="85" w:type="dxa"/>
+              <w:left w:w="85" w:type="dxa"/>
+              <w:right w:w="85" w:type="dxa"/>
+            </w:tcMar>
+          </w:tcPr>
+          <w:p>
+            <w:pPr>
+              <w:spacing w:before="40" w:after="40" w:line="264" w:lineRule="auto"/>
+              <w:jc w:val="center"/>
+            </w:pPr>
+            <w:r>
+              <w:rPr>
+                <w:rFonts w:ascii="Times New Roman" w:hAnsi="Times New Roman" w:eastAsia="宋体"/>
+                <w:b w:val="0"/>
+                <w:sz w:val="21"/>
+              </w:rPr>
+              <w:t>无借用，时序通过</w:t>
+            </w:r>
+          </w:p>
+        </w:tc>
+      </w:tr>
+      <w:tr>
+        <w:trPr>
+          <w:cantSplit/>
+        </w:trPr>
+        <w:tc>
+          <w:tcPr>
+            <w:tcW w:type="dxa" w:w="1701"/>
+            <w:vAlign w:val="center"/>
+            <w:tcMar>
+              <w:top w:w="85" w:type="dxa"/>
+              <w:bottom w:w="85" w:type="dxa"/>
+              <w:left w:w="85" w:type="dxa"/>
+              <w:right w:w="85" w:type="dxa"/>
+            </w:tcMar>
+          </w:tcPr>
+          <w:p>
+            <w:pPr>
+              <w:spacing w:before="40" w:after="40" w:line="264" w:lineRule="auto"/>
+              <w:jc w:val="left"/>
+            </w:pPr>
+            <w:r>
+              <w:rPr>
+                <w:rFonts w:ascii="Times New Roman" w:hAnsi="Times New Roman" w:eastAsia="宋体"/>
+                <w:b w:val="0"/>
+                <w:sz w:val="21"/>
+              </w:rPr>
+              <w:t>borrow</w:t>
+            </w:r>
+          </w:p>
+        </w:tc>
+        <w:tc>
+          <w:tcPr>
+            <w:tcW w:type="dxa" w:w="2268"/>
+            <w:vAlign w:val="center"/>
+            <w:tcMar>
+              <w:top w:w="85" w:type="dxa"/>
+              <w:bottom w:w="85" w:type="dxa"/>
+              <w:left w:w="85" w:type="dxa"/>
+              <w:right w:w="85" w:type="dxa"/>
+            </w:tcMar>
+          </w:tcPr>
+          <w:p>
+            <w:pPr>
+              <w:spacing w:before="40" w:after="40" w:line="264" w:lineRule="auto"/>
+              <w:jc w:val="center"/>
+            </w:pPr>
+            <w:r>
+              <w:rPr>
+                <w:rFonts w:ascii="Times New Roman" w:hAnsi="Times New Roman" w:eastAsia="宋体"/>
+                <w:b w:val="0"/>
+                <w:sz w:val="21"/>
+              </w:rPr>
+              <w:t>2～162 ns</w:t>
+            </w:r>
+          </w:p>
+        </w:tc>
+        <w:tc>
+          <w:tcPr>
+            <w:tcW w:type="dxa" w:w="5386"/>
+            <w:vAlign w:val="center"/>
+            <w:tcMar>
+              <w:top w:w="85" w:type="dxa"/>
+              <w:bottom w:w="85" w:type="dxa"/>
+              <w:left w:w="85" w:type="dxa"/>
+              <w:right w:w="85" w:type="dxa"/>
+            </w:tcMar>
+          </w:tcPr>
+          <w:p>
+            <w:pPr>
+              <w:spacing w:before="40" w:after="40" w:line="264" w:lineRule="auto"/>
+              <w:jc w:val="center"/>
+            </w:pPr>
+            <w:r>
+              <w:rPr>
+                <w:rFonts w:ascii="Times New Roman" w:hAnsi="Times New Roman" w:eastAsia="宋体"/>
+                <w:b w:val="0"/>
+                <w:sz w:val="21"/>
+              </w:rPr>
+              <w:t>出现借用并向后级传递，时序通过</w:t>
+            </w:r>
+          </w:p>
+        </w:tc>
+      </w:tr>
+      <w:tr>
+        <w:trPr>
+          <w:cantSplit/>
+        </w:trPr>
+        <w:tc>
+          <w:tcPr>
+            <w:tcW w:type="dxa" w:w="1701"/>
+            <w:vAlign w:val="center"/>
+            <w:tcMar>
+              <w:top w:w="85" w:type="dxa"/>
+              <w:bottom w:w="85" w:type="dxa"/>
+              <w:left w:w="85" w:type="dxa"/>
+              <w:right w:w="85" w:type="dxa"/>
+            </w:tcMar>
+          </w:tcPr>
+          <w:p>
+            <w:pPr>
+              <w:spacing w:before="40" w:after="40" w:line="264" w:lineRule="auto"/>
+              <w:jc w:val="left"/>
+            </w:pPr>
+            <w:r>
+              <w:rPr>
+                <w:rFonts w:ascii="Times New Roman" w:hAnsi="Times New Roman" w:eastAsia="宋体"/>
+                <w:b w:val="0"/>
+                <w:sz w:val="21"/>
+              </w:rPr>
+              <w:t>overflow</w:t>
+            </w:r>
+          </w:p>
+        </w:tc>
+        <w:tc>
+          <w:tcPr>
+            <w:tcW w:type="dxa" w:w="2268"/>
+            <w:vAlign w:val="center"/>
+            <w:tcMar>
+              <w:top w:w="85" w:type="dxa"/>
+              <w:bottom w:w="85" w:type="dxa"/>
+              <w:left w:w="85" w:type="dxa"/>
+              <w:right w:w="85" w:type="dxa"/>
+            </w:tcMar>
+          </w:tcPr>
+          <w:p>
+            <w:pPr>
+              <w:spacing w:before="40" w:after="40" w:line="264" w:lineRule="auto"/>
+              <w:jc w:val="center"/>
+            </w:pPr>
+            <w:r>
+              <w:rPr>
+                <w:rFonts w:ascii="Times New Roman" w:hAnsi="Times New Roman" w:eastAsia="宋体"/>
+                <w:b w:val="0"/>
+                <w:sz w:val="21"/>
+              </w:rPr>
+              <w:t>2～3 ns</w:t>
+            </w:r>
+          </w:p>
+        </w:tc>
+        <w:tc>
+          <w:tcPr>
+            <w:tcW w:type="dxa" w:w="5386"/>
+            <w:vAlign w:val="center"/>
+            <w:tcMar>
+              <w:top w:w="85" w:type="dxa"/>
+              <w:bottom w:w="85" w:type="dxa"/>
+              <w:left w:w="85" w:type="dxa"/>
+              <w:right w:w="85" w:type="dxa"/>
+            </w:tcMar>
+          </w:tcPr>
+          <w:p>
+            <w:pPr>
+              <w:spacing w:before="40" w:after="40" w:line="264" w:lineRule="auto"/>
+              <w:jc w:val="center"/>
+            </w:pPr>
+            <w:r>
+              <w:rPr>
+                <w:rFonts w:ascii="Times New Roman" w:hAnsi="Times New Roman" w:eastAsia="宋体"/>
+                <w:b w:val="0"/>
+                <w:sz w:val="21"/>
+              </w:rPr>
+              <w:t>借用达到上限，出现建立时间违例</w:t>
+            </w:r>
+          </w:p>
+        </w:tc>
+      </w:tr>
+    </w:tbl>
+    <w:p>
+      <w:pPr>
+        <w:spacing w:after="40"/>
+      </w:pPr>
+    </w:p>
+    <w:p>
+      <w:pPr>
+        <w:pStyle w:val="Heading2"/>
+      </w:pPr>
+      <w:r>
+        <w:rPr>
+          <w:color w:val="000000"/>
+        </w:rPr>
+        <w:t>2 借用及其传播的报告证据</w:t>
+      </w:r>
+    </w:p>
+    <w:p>
+      <w:pPr>
+        <w:widowControl/>
+      </w:pPr>
+      <w:r>
+        <w:t>borrow 案例第一条路径的数据到达时刻为 6.624 ns，本地 latch 的 G 端开启时刻为 4.275 ns。扣除 0.250 ns 时钟不确定度后，开启沿分析基准为 4.025 ns。报告中的 time borrowed from endpoint 为 2.599 ns，将该参考要求时刻调整到 6.624 ns，因而该路径显示 Slack 为 0。这里的零裕量不是已经到达关闭边沿的极限。</w:t>
+      </w:r>
+    </w:p>
+    <w:p>
+      <w:pPr>
+        <w:widowControl/>
+      </w:pPr>
+      <w:r>
+        <w:t>沿第一级 bit[0] 到第二级 bit[3] 的路径继续观察，报告在本地 G 端时刻 4.754 ns 后列出 time given to startpoint = 2.349 ns，得到 D 端分析时刻 7.103 ns；再计入 0.212 ns 的 D 到 Q 响应及 0.807 ns 连线延时，数据到达第二级 D 端的时刻为 8.122 ns。不同路径对发射和捕获时钟采用的早晚延时不同，因此不应把前一条路径的累计时刻直接原样接到后一条路径。</w:t>
+      </w:r>
+    </w:p>
+    <w:p>
+      <w:pPr>
+        <w:widowControl/>
+      </w:pPr>
+      <w:r>
+        <w:t>上述两项分别记录终点借用和起点继承的晚到影响，不代表两个额外的物理器件，也不能在后级把前一条路径的借用量再重复相加。</w:t>
+      </w:r>
+    </w:p>
+    <w:p>
+      <w:pPr>
+        <w:pStyle w:val="Heading2"/>
+      </w:pPr>
+      <w:r>
+        <w:rPr>
+          <w:color w:val="000000"/>
+        </w:rPr>
+        <w:t>3 借用超限的负向验证</w:t>
+      </w:r>
+    </w:p>
+    <w:p>
+      <w:pPr>
+        <w:widowControl/>
+      </w:pPr>
+      <w:r>
+        <w:t>overflow 案例中，第一条路径的数据到达时刻为 7.784 ns，扣除不确定度后的开启沿基准为 4.307 ns，需要借用 3.477 ns。但该路径最大可借用时间仅为 1.012 ns，即 1.000 ns 高电平宽度减去库中 −0.012 ns 的建立时间。最终允许到达时刻为 5.319 ns，Slack 为 −2.465 ns。该案例说明透明窗口提供的时间预算有限；1 ns 窗口仅用于 STA 负向案例，并非上板时钟实现方案。</w:t>
+      </w:r>
+    </w:p>
+    <w:p>
+      <w:pPr>
+        <w:pStyle w:val="Heading1"/>
+      </w:pPr>
+      <w:r>
+        <w:rPr>
+          <w:color w:val="000000"/>
+        </w:rPr>
+        <w:t>六 固定相位下的可行周期搜索</w:t>
+      </w:r>
+    </w:p>
+    <w:p>
+      <w:pPr>
+        <w:widowControl/>
+      </w:pPr>
+      <w:r>
+        <w:t>为补充性能比较，复用相同 Verilog，对 FF 与 latch 分别进行周期搜索，采样精度为 1 ns。参考时钟高电平为 [0,T/2)，A 相为 [T/320,T/320+T/4)，B 相为 [T/2,3T/4)，即保持两相各 25% 占空比。输入输出接口 max/min 预算保持 2.0/0.2 ns，用户不确定度保持 0.2 ns，reset 路径按原实验排除。</w:t>
+      </w:r>
+    </w:p>
+    <w:tbl>
+      <w:tblPr>
+        <w:tblW w:type="auto" w:w="0"/>
+        <w:tblLayout w:type="fixed"/>
+        <w:tblLook w:firstColumn="1" w:firstRow="1" w:lastColumn="0" w:lastRow="0" w:noHBand="0" w:noVBand="1" w:val="04A0"/>
+        <w:tblBorders>
+          <w:top w:val="single" w:sz="4" w:color="D9D9D9"/>
+          <w:left w:val="single" w:sz="4" w:color="D9D9D9"/>
+          <w:bottom w:val="single" w:sz="4" w:color="D9D9D9"/>
+          <w:right w:val="single" w:sz="4" w:color="D9D9D9"/>
+          <w:insideH w:val="single" w:sz="4" w:color="D9D9D9"/>
+          <w:insideV w:val="single" w:sz="4" w:color="D9D9D9"/>
+        </w:tblBorders>
+      </w:tblPr>
+      <w:tblGrid>
+        <w:gridCol w:w="1417"/>
+        <w:gridCol w:w="2268"/>
+        <w:gridCol w:w="2835"/>
+        <w:gridCol w:w="2835"/>
+      </w:tblGrid>
+      <w:tr>
+        <w:trPr>
+          <w:cantSplit/>
+          <w:tblHeader/>
+        </w:trPr>
+        <w:tc>
+          <w:tcPr>
+            <w:tcW w:type="dxa" w:w="1417"/>
+            <w:vAlign w:val="center"/>
+            <w:tcMar>
+              <w:top w:w="85" w:type="dxa"/>
+              <w:bottom w:w="85" w:type="dxa"/>
+              <w:left w:w="85" w:type="dxa"/>
+              <w:right w:w="85" w:type="dxa"/>
+            </w:tcMar>
+            <w:shd w:fill="E6EDF3"/>
+          </w:tcPr>
+          <w:p>
+            <w:pPr>
+              <w:spacing w:before="40" w:after="40" w:line="264" w:lineRule="auto"/>
+              <w:jc w:val="left"/>
+            </w:pPr>
+            <w:r>
+              <w:rPr>
+                <w:rFonts w:ascii="Times New Roman" w:hAnsi="Times New Roman" w:eastAsia="宋体"/>
+                <w:b/>
+                <w:sz w:val="21"/>
+              </w:rPr>
+              <w:t>实现</w:t>
+            </w:r>
+          </w:p>
+        </w:tc>
+        <w:tc>
+          <w:tcPr>
+            <w:tcW w:type="dxa" w:w="2268"/>
+            <w:vAlign w:val="center"/>
+            <w:tcMar>
+              <w:top w:w="85" w:type="dxa"/>
+              <w:bottom w:w="85" w:type="dxa"/>
+              <w:left w:w="85" w:type="dxa"/>
+              <w:right w:w="85" w:type="dxa"/>
+            </w:tcMar>
+            <w:shd w:fill="E6EDF3"/>
+          </w:tcPr>
+          <w:p>
+            <w:pPr>
+              <w:spacing w:before="40" w:after="40" w:line="264" w:lineRule="auto"/>
+              <w:jc w:val="center"/>
+            </w:pPr>
+            <w:r>
+              <w:rPr>
+                <w:rFonts w:ascii="Times New Roman" w:hAnsi="Times New Roman" w:eastAsia="宋体"/>
+                <w:b/>
+                <w:sz w:val="21"/>
+              </w:rPr>
+              <w:t>相邻失败点</w:t>
+            </w:r>
+          </w:p>
+        </w:tc>
+        <w:tc>
+          <w:tcPr>
+            <w:tcW w:type="dxa" w:w="2835"/>
+            <w:vAlign w:val="center"/>
+            <w:tcMar>
+              <w:top w:w="85" w:type="dxa"/>
+              <w:bottom w:w="85" w:type="dxa"/>
+              <w:left w:w="85" w:type="dxa"/>
+              <w:right w:w="85" w:type="dxa"/>
+            </w:tcMar>
+            <w:shd w:fill="E6EDF3"/>
+          </w:tcPr>
+          <w:p>
+            <w:pPr>
+              <w:spacing w:before="40" w:after="40" w:line="264" w:lineRule="auto"/>
+              <w:jc w:val="center"/>
+            </w:pPr>
+            <w:r>
+              <w:rPr>
+                <w:rFonts w:ascii="Times New Roman" w:hAnsi="Times New Roman" w:eastAsia="宋体"/>
+                <w:b/>
+                <w:sz w:val="21"/>
+              </w:rPr>
+              <w:t>最小通过采样点</w:t>
+            </w:r>
+          </w:p>
+        </w:tc>
+        <w:tc>
+          <w:tcPr>
+            <w:tcW w:type="dxa" w:w="2835"/>
+            <w:vAlign w:val="center"/>
+            <w:tcMar>
+              <w:top w:w="85" w:type="dxa"/>
+              <w:bottom w:w="85" w:type="dxa"/>
+              <w:left w:w="85" w:type="dxa"/>
+              <w:right w:w="85" w:type="dxa"/>
+            </w:tcMar>
+            <w:shd w:fill="E6EDF3"/>
+          </w:tcPr>
+          <w:p>
+            <w:pPr>
+              <w:spacing w:before="40" w:after="40" w:line="264" w:lineRule="auto"/>
+              <w:jc w:val="center"/>
+            </w:pPr>
+            <w:r>
+              <w:rPr>
+                <w:rFonts w:ascii="Times New Roman" w:hAnsi="Times New Roman" w:eastAsia="宋体"/>
+                <w:b/>
+                <w:sz w:val="21"/>
+              </w:rPr>
+              <w:t>通过点频率</w:t>
+            </w:r>
+          </w:p>
+        </w:tc>
+      </w:tr>
+      <w:tr>
+        <w:trPr>
+          <w:cantSplit/>
+        </w:trPr>
+        <w:tc>
+          <w:tcPr>
+            <w:tcW w:type="dxa" w:w="1417"/>
+            <w:vAlign w:val="center"/>
+            <w:tcMar>
+              <w:top w:w="85" w:type="dxa"/>
+              <w:bottom w:w="85" w:type="dxa"/>
+              <w:left w:w="85" w:type="dxa"/>
+              <w:right w:w="85" w:type="dxa"/>
+            </w:tcMar>
+          </w:tcPr>
+          <w:p>
+            <w:pPr>
+              <w:spacing w:before="40" w:after="40" w:line="264" w:lineRule="auto"/>
+              <w:jc w:val="left"/>
+            </w:pPr>
+            <w:r>
+              <w:rPr>
+                <w:rFonts w:ascii="Times New Roman" w:hAnsi="Times New Roman" w:eastAsia="宋体"/>
+                <w:b w:val="0"/>
+                <w:sz w:val="21"/>
+              </w:rPr>
+              <w:t>FF</w:t>
+            </w:r>
+          </w:p>
+        </w:tc>
+        <w:tc>
+          <w:tcPr>
+            <w:tcW w:type="dxa" w:w="2268"/>
+            <w:vAlign w:val="center"/>
+            <w:tcMar>
+              <w:top w:w="85" w:type="dxa"/>
+              <w:bottom w:w="85" w:type="dxa"/>
+              <w:left w:w="85" w:type="dxa"/>
+              <w:right w:w="85" w:type="dxa"/>
+            </w:tcMar>
+          </w:tcPr>
+          <w:p>
+            <w:pPr>
+              <w:spacing w:before="40" w:after="40" w:line="264" w:lineRule="auto"/>
+              <w:jc w:val="center"/>
+            </w:pPr>
+            <w:r>
+              <w:rPr>
+                <w:rFonts w:ascii="Times New Roman" w:hAnsi="Times New Roman" w:eastAsia="宋体"/>
+                <w:b w:val="0"/>
+                <w:sz w:val="21"/>
+              </w:rPr>
+              <w:t>14 ns</w:t>
+            </w:r>
+          </w:p>
+        </w:tc>
+        <w:tc>
+          <w:tcPr>
+            <w:tcW w:type="dxa" w:w="2835"/>
+            <w:vAlign w:val="center"/>
+            <w:tcMar>
+              <w:top w:w="85" w:type="dxa"/>
+              <w:bottom w:w="85" w:type="dxa"/>
+              <w:left w:w="85" w:type="dxa"/>
+              <w:right w:w="85" w:type="dxa"/>
+            </w:tcMar>
+          </w:tcPr>
+          <w:p>
+            <w:pPr>
+              <w:spacing w:before="40" w:after="40" w:line="264" w:lineRule="auto"/>
+              <w:jc w:val="center"/>
+            </w:pPr>
+            <w:r>
+              <w:rPr>
+                <w:rFonts w:ascii="Times New Roman" w:hAnsi="Times New Roman" w:eastAsia="宋体"/>
+                <w:b w:val="0"/>
+                <w:sz w:val="21"/>
+              </w:rPr>
+              <w:t>15 ns</w:t>
+            </w:r>
+          </w:p>
+        </w:tc>
+        <w:tc>
+          <w:tcPr>
+            <w:tcW w:type="dxa" w:w="2835"/>
+            <w:vAlign w:val="center"/>
+            <w:tcMar>
+              <w:top w:w="85" w:type="dxa"/>
+              <w:bottom w:w="85" w:type="dxa"/>
+              <w:left w:w="85" w:type="dxa"/>
+              <w:right w:w="85" w:type="dxa"/>
+            </w:tcMar>
+          </w:tcPr>
+          <w:p>
+            <w:pPr>
+              <w:spacing w:before="40" w:after="40" w:line="264" w:lineRule="auto"/>
+              <w:jc w:val="center"/>
+            </w:pPr>
+            <w:r>
+              <w:rPr>
+                <w:rFonts w:ascii="Times New Roman" w:hAnsi="Times New Roman" w:eastAsia="宋体"/>
+                <w:b w:val="0"/>
+                <w:sz w:val="21"/>
+              </w:rPr>
+              <w:t>66.667 MHz</w:t>
+            </w:r>
+          </w:p>
+        </w:tc>
+      </w:tr>
+      <w:tr>
+        <w:trPr>
+          <w:cantSplit/>
+        </w:trPr>
+        <w:tc>
+          <w:tcPr>
+            <w:tcW w:type="dxa" w:w="1417"/>
+            <w:vAlign w:val="center"/>
+            <w:tcMar>
+              <w:top w:w="85" w:type="dxa"/>
+              <w:bottom w:w="85" w:type="dxa"/>
+              <w:left w:w="85" w:type="dxa"/>
+              <w:right w:w="85" w:type="dxa"/>
+            </w:tcMar>
+          </w:tcPr>
+          <w:p>
+            <w:pPr>
+              <w:spacing w:before="40" w:after="40" w:line="264" w:lineRule="auto"/>
+              <w:jc w:val="left"/>
+            </w:pPr>
+            <w:r>
+              <w:rPr>
+                <w:rFonts w:ascii="Times New Roman" w:hAnsi="Times New Roman" w:eastAsia="宋体"/>
+                <w:b w:val="0"/>
+                <w:sz w:val="21"/>
+              </w:rPr>
+              <w:t>latch</w:t>
+            </w:r>
+          </w:p>
+        </w:tc>
+        <w:tc>
+          <w:tcPr>
+            <w:tcW w:type="dxa" w:w="2268"/>
+            <w:vAlign w:val="center"/>
+            <w:tcMar>
+              <w:top w:w="85" w:type="dxa"/>
+              <w:bottom w:w="85" w:type="dxa"/>
+              <w:left w:w="85" w:type="dxa"/>
+              <w:right w:w="85" w:type="dxa"/>
+            </w:tcMar>
+          </w:tcPr>
+          <w:p>
+            <w:pPr>
+              <w:spacing w:before="40" w:after="40" w:line="264" w:lineRule="auto"/>
+              <w:jc w:val="center"/>
+            </w:pPr>
+            <w:r>
+              <w:rPr>
+                <w:rFonts w:ascii="Times New Roman" w:hAnsi="Times New Roman" w:eastAsia="宋体"/>
+                <w:b w:val="0"/>
+                <w:sz w:val="21"/>
+              </w:rPr>
+              <w:t>19 ns</w:t>
+            </w:r>
+          </w:p>
+        </w:tc>
+        <w:tc>
+          <w:tcPr>
+            <w:tcW w:type="dxa" w:w="2835"/>
+            <w:vAlign w:val="center"/>
+            <w:tcMar>
+              <w:top w:w="85" w:type="dxa"/>
+              <w:bottom w:w="85" w:type="dxa"/>
+              <w:left w:w="85" w:type="dxa"/>
+              <w:right w:w="85" w:type="dxa"/>
+            </w:tcMar>
+          </w:tcPr>
+          <w:p>
+            <w:pPr>
+              <w:spacing w:before="40" w:after="40" w:line="264" w:lineRule="auto"/>
+              <w:jc w:val="center"/>
+            </w:pPr>
+            <w:r>
+              <w:rPr>
+                <w:rFonts w:ascii="Times New Roman" w:hAnsi="Times New Roman" w:eastAsia="宋体"/>
+                <w:b w:val="0"/>
+                <w:sz w:val="21"/>
+              </w:rPr>
+              <w:t>20 ns</w:t>
+            </w:r>
+          </w:p>
+        </w:tc>
+        <w:tc>
+          <w:tcPr>
+            <w:tcW w:type="dxa" w:w="2835"/>
+            <w:vAlign w:val="center"/>
+            <w:tcMar>
+              <w:top w:w="85" w:type="dxa"/>
+              <w:bottom w:w="85" w:type="dxa"/>
+              <w:left w:w="85" w:type="dxa"/>
+              <w:right w:w="85" w:type="dxa"/>
+            </w:tcMar>
+          </w:tcPr>
+          <w:p>
+            <w:pPr>
+              <w:spacing w:before="40" w:after="40" w:line="264" w:lineRule="auto"/>
+              <w:jc w:val="center"/>
+            </w:pPr>
+            <w:r>
+              <w:rPr>
+                <w:rFonts w:ascii="Times New Roman" w:hAnsi="Times New Roman" w:eastAsia="宋体"/>
+                <w:b w:val="0"/>
+                <w:sz w:val="21"/>
+              </w:rPr>
+              <w:t>50.000 MHz</w:t>
+            </w:r>
+          </w:p>
+        </w:tc>
+      </w:tr>
+    </w:tbl>
+    <w:p>
+      <w:pPr>
+        <w:spacing w:after="40"/>
+      </w:pPr>
+    </w:p>
+    <w:p>
+      <w:pPr>
+        <w:widowControl/>
+      </w:pPr>
+      <w:r>
+        <w:t>共检查 11 个点，分别为 FF 的 8、12、14、15、16 ns，以及 latch 的 16、18、19、20、24、32 ns。通过点同时满足慢、快角的建立时间、保持时间和最小脉宽检查。FF 在 14 ns 的最差慢角建立时间裕量为 −0.024 ns；latch 在 19 ns 为 −0.733 ns。</w:t>
+      </w:r>
+    </w:p>
+    <w:p>
+      <w:pPr>
+        <w:widowControl/>
+      </w:pPr>
+      <w:r>
+        <w:t>该结果仅对应固定相位策略下的采样边界，不是精确最高频率。FF 的边界由输出寄存器到输出端口的 IO 路径限制；latch 的边界位于输入到第一级 latch 的路径。两者流水线填满后均每周期接收一个事务，但延迟分别为三个和一个参考周期；此外每个点分别布局布线。因此不能把上述差异解释成 latch 本身比 FF 慢，也不能据此断言相位优化没有价值。</w:t>
+      </w:r>
+    </w:p>
+    <w:p>
+      <w:pPr>
+        <w:pStyle w:val="Heading1"/>
+      </w:pPr>
+      <w:r>
+        <w:rPr>
+          <w:color w:val="000000"/>
+        </w:rPr>
+        <w:t>七 两相时钟的相位优化与PDS核验</w:t>
+      </w:r>
+    </w:p>
+    <w:p>
+      <w:pPr>
+        <w:pStyle w:val="Heading2"/>
+      </w:pPr>
+      <w:r>
+        <w:rPr>
+          <w:color w:val="000000"/>
+        </w:rPr>
+        <w:t>1 优化目标与约束</w:t>
+      </w:r>
+    </w:p>
+    <w:p>
+      <w:pPr>
+        <w:widowControl/>
+      </w:pPr>
+      <w:r>
+        <w:t>在固定相位搜索之后，以周期 T、A 相上升时刻 a、B 相上升时刻 b 为变量，保持两相高电平宽度均为 T/4，用独立 LP 求解相位安排。优化保留原有算术功能、接口预算及不确定度，纳入慢快角的建立时间、保持时间和脉宽约束；输入端按 A、B 顺序排列，并选择 0.2 ns 的非重叠间隔。该输入端间隔不等于所有物理叶节点的实际非重叠保证。</w:t>
+      </w:r>
+    </w:p>
+    <w:p>
+      <w:pPr>
+        <w:widowControl/>
+      </w:pPr>
+      <w:r>
+        <w:t>单个时钟分支的物理传播延时非负，但调度可使用相对负延迟：例如两个分支分别增加 5 ns 和 2 ns，则后者相对前者提前 3 ns。本次优化的是相关时钟的相对相位，不是要求物理上的负传播时间。未实例化实际 buffer、PLL 或相位发生器；create_clock 描述分析波形，并不自动生成相应硬件。</w:t>
+      </w:r>
+    </w:p>
+    <w:p>
+      <w:pPr>
+        <w:pStyle w:val="Heading2"/>
+      </w:pPr>
+      <w:r>
+        <w:rPr>
+          <w:color w:val="000000"/>
+        </w:rPr>
+        <w:t>2 LP模型与固定布线的周期下界</w:t>
+      </w:r>
+    </w:p>
+    <w:p>
+      <w:pPr>
+        <w:widowControl/>
+      </w:pPr>
+      <w:r>
+        <w:t>模型从原 640 ns、无借用基准报告提取相位组的时序极值。为避免将 latch 借用的分段传播错误地直接线性化，本次先求不需要借用的充分可行子集，并非已实现允许任意借用、逐 latch 调度和可变占空比的完整优化器。每条约束均保留原报告中的时钟传播、库时序要求及 CPPR 影响。</w:t>
+      </w:r>
+    </w:p>
+    <w:p>
+      <w:pPr>
+        <w:widowControl/>
+      </w:pPr>
+      <w:r>
+        <w:t>该子集的解恰好达到实际 IO 路径提供的独立周期下界。因此，在相同基准布线、固定接口和时序模型下，即使进一步允许时间借用，也不能突破该 IO 下界；但这个证明不适用于重新布局布线之后的全部实现空间。主要慢角约束包括 a 不小于 5.630 ns、b 与 a 的差不小于 1.362 ns、T 与 b 的差不小于 1.460 ns，以及 T 不小于 14.180 ns。完整两角不等式另存于 lp_solution.json。</w:t>
+      </w:r>
+    </w:p>
+    <w:tbl>
+      <w:tblPr>
+        <w:tblW w:type="auto" w:w="0"/>
+        <w:tblLayout w:type="fixed"/>
+        <w:tblLook w:firstColumn="1" w:firstRow="1" w:lastColumn="0" w:lastRow="0" w:noHBand="0" w:noVBand="1" w:val="04A0"/>
+        <w:tblBorders>
+          <w:top w:val="single" w:sz="4" w:color="D9D9D9"/>
+          <w:left w:val="single" w:sz="4" w:color="D9D9D9"/>
+          <w:bottom w:val="single" w:sz="4" w:color="D9D9D9"/>
+          <w:right w:val="single" w:sz="4" w:color="D9D9D9"/>
+          <w:insideH w:val="single" w:sz="4" w:color="D9D9D9"/>
+          <w:insideV w:val="single" w:sz="4" w:color="D9D9D9"/>
+        </w:tblBorders>
+      </w:tblPr>
+      <w:tblGrid>
+        <w:gridCol w:w="1701"/>
+        <w:gridCol w:w="2551"/>
+        <w:gridCol w:w="2551"/>
+        <w:gridCol w:w="2551"/>
+      </w:tblGrid>
+      <w:tr>
+        <w:trPr>
+          <w:cantSplit/>
+          <w:tblHeader/>
+        </w:trPr>
+        <w:tc>
+          <w:tcPr>
+            <w:tcW w:type="dxa" w:w="1701"/>
+            <w:vAlign w:val="center"/>
+            <w:tcMar>
+              <w:top w:w="85" w:type="dxa"/>
+              <w:bottom w:w="85" w:type="dxa"/>
+              <w:left w:w="85" w:type="dxa"/>
+              <w:right w:w="85" w:type="dxa"/>
+            </w:tcMar>
+            <w:shd w:fill="E6EDF3"/>
+          </w:tcPr>
+          <w:p>
+            <w:pPr>
+              <w:spacing w:before="40" w:after="40" w:line="264" w:lineRule="auto"/>
+              <w:jc w:val="left"/>
+            </w:pPr>
+            <w:r>
+              <w:rPr>
+                <w:rFonts w:ascii="Times New Roman" w:hAnsi="Times New Roman" w:eastAsia="宋体"/>
+                <w:b/>
+                <w:sz w:val="21"/>
+              </w:rPr>
+              <w:t>基准实现</w:t>
+            </w:r>
+          </w:p>
+        </w:tc>
+        <w:tc>
+          <w:tcPr>
+            <w:tcW w:type="dxa" w:w="2551"/>
+            <w:vAlign w:val="center"/>
+            <w:tcMar>
+              <w:top w:w="85" w:type="dxa"/>
+              <w:bottom w:w="85" w:type="dxa"/>
+              <w:left w:w="85" w:type="dxa"/>
+              <w:right w:w="85" w:type="dxa"/>
+            </w:tcMar>
+            <w:shd w:fill="E6EDF3"/>
+          </w:tcPr>
+          <w:p>
+            <w:pPr>
+              <w:spacing w:before="40" w:after="40" w:line="264" w:lineRule="auto"/>
+              <w:jc w:val="center"/>
+            </w:pPr>
+            <w:r>
+              <w:rPr>
+                <w:rFonts w:ascii="Times New Roman" w:hAnsi="Times New Roman" w:eastAsia="宋体"/>
+                <w:b/>
+                <w:sz w:val="21"/>
+              </w:rPr>
+              <w:t>LP最小周期</w:t>
+            </w:r>
+          </w:p>
+        </w:tc>
+        <w:tc>
+          <w:tcPr>
+            <w:tcW w:type="dxa" w:w="2551"/>
+            <w:vAlign w:val="center"/>
+            <w:tcMar>
+              <w:top w:w="85" w:type="dxa"/>
+              <w:bottom w:w="85" w:type="dxa"/>
+              <w:left w:w="85" w:type="dxa"/>
+              <w:right w:w="85" w:type="dxa"/>
+            </w:tcMar>
+            <w:shd w:fill="E6EDF3"/>
+          </w:tcPr>
+          <w:p>
+            <w:pPr>
+              <w:spacing w:before="40" w:after="40" w:line="264" w:lineRule="auto"/>
+              <w:jc w:val="center"/>
+            </w:pPr>
+            <w:r>
+              <w:rPr>
+                <w:rFonts w:ascii="Times New Roman" w:hAnsi="Times New Roman" w:eastAsia="宋体"/>
+                <w:b/>
+                <w:sz w:val="21"/>
+              </w:rPr>
+              <w:t>IO独立下界</w:t>
+            </w:r>
+          </w:p>
+        </w:tc>
+        <w:tc>
+          <w:tcPr>
+            <w:tcW w:type="dxa" w:w="2551"/>
+            <w:vAlign w:val="center"/>
+            <w:tcMar>
+              <w:top w:w="85" w:type="dxa"/>
+              <w:bottom w:w="85" w:type="dxa"/>
+              <w:left w:w="85" w:type="dxa"/>
+              <w:right w:w="85" w:type="dxa"/>
+            </w:tcMar>
+            <w:shd w:fill="E6EDF3"/>
+          </w:tcPr>
+          <w:p>
+            <w:pPr>
+              <w:spacing w:before="40" w:after="40" w:line="264" w:lineRule="auto"/>
+              <w:jc w:val="center"/>
+            </w:pPr>
+            <w:r>
+              <w:rPr>
+                <w:rFonts w:ascii="Times New Roman" w:hAnsi="Times New Roman" w:eastAsia="宋体"/>
+                <w:b/>
+                <w:sz w:val="21"/>
+              </w:rPr>
+              <w:t>是否达到下界</w:t>
+            </w:r>
+          </w:p>
+        </w:tc>
+      </w:tr>
+      <w:tr>
+        <w:trPr>
+          <w:cantSplit/>
+        </w:trPr>
+        <w:tc>
+          <w:tcPr>
+            <w:tcW w:type="dxa" w:w="1701"/>
+            <w:vAlign w:val="center"/>
+            <w:tcMar>
+              <w:top w:w="85" w:type="dxa"/>
+              <w:bottom w:w="85" w:type="dxa"/>
+              <w:left w:w="85" w:type="dxa"/>
+              <w:right w:w="85" w:type="dxa"/>
+            </w:tcMar>
+          </w:tcPr>
+          <w:p>
+            <w:pPr>
+              <w:spacing w:before="40" w:after="40" w:line="264" w:lineRule="auto"/>
+              <w:jc w:val="left"/>
+            </w:pPr>
+            <w:r>
+              <w:rPr>
+                <w:rFonts w:ascii="Times New Roman" w:hAnsi="Times New Roman" w:eastAsia="宋体"/>
+                <w:b w:val="0"/>
+                <w:sz w:val="21"/>
+              </w:rPr>
+              <w:t>FF</w:t>
+            </w:r>
+          </w:p>
+        </w:tc>
+        <w:tc>
+          <w:tcPr>
+            <w:tcW w:type="dxa" w:w="2551"/>
+            <w:vAlign w:val="center"/>
+            <w:tcMar>
+              <w:top w:w="85" w:type="dxa"/>
+              <w:bottom w:w="85" w:type="dxa"/>
+              <w:left w:w="85" w:type="dxa"/>
+              <w:right w:w="85" w:type="dxa"/>
+            </w:tcMar>
+          </w:tcPr>
+          <w:p>
+            <w:pPr>
+              <w:spacing w:before="40" w:after="40" w:line="264" w:lineRule="auto"/>
+              <w:jc w:val="center"/>
+            </w:pPr>
+            <w:r>
+              <w:rPr>
+                <w:rFonts w:ascii="Times New Roman" w:hAnsi="Times New Roman" w:eastAsia="宋体"/>
+                <w:b w:val="0"/>
+                <w:sz w:val="21"/>
+              </w:rPr>
+              <w:t>13.934 ns</w:t>
+            </w:r>
+          </w:p>
+        </w:tc>
+        <w:tc>
+          <w:tcPr>
+            <w:tcW w:type="dxa" w:w="2551"/>
+            <w:vAlign w:val="center"/>
+            <w:tcMar>
+              <w:top w:w="85" w:type="dxa"/>
+              <w:bottom w:w="85" w:type="dxa"/>
+              <w:left w:w="85" w:type="dxa"/>
+              <w:right w:w="85" w:type="dxa"/>
+            </w:tcMar>
+          </w:tcPr>
+          <w:p>
+            <w:pPr>
+              <w:spacing w:before="40" w:after="40" w:line="264" w:lineRule="auto"/>
+              <w:jc w:val="center"/>
+            </w:pPr>
+            <w:r>
+              <w:rPr>
+                <w:rFonts w:ascii="Times New Roman" w:hAnsi="Times New Roman" w:eastAsia="宋体"/>
+                <w:b w:val="0"/>
+                <w:sz w:val="21"/>
+              </w:rPr>
+              <w:t>13.934 ns</w:t>
+            </w:r>
+          </w:p>
+        </w:tc>
+        <w:tc>
+          <w:tcPr>
+            <w:tcW w:type="dxa" w:w="2551"/>
+            <w:vAlign w:val="center"/>
+            <w:tcMar>
+              <w:top w:w="85" w:type="dxa"/>
+              <w:bottom w:w="85" w:type="dxa"/>
+              <w:left w:w="85" w:type="dxa"/>
+              <w:right w:w="85" w:type="dxa"/>
+            </w:tcMar>
+          </w:tcPr>
+          <w:p>
+            <w:pPr>
+              <w:spacing w:before="40" w:after="40" w:line="264" w:lineRule="auto"/>
+              <w:jc w:val="center"/>
+            </w:pPr>
+            <w:r>
+              <w:rPr>
+                <w:rFonts w:ascii="Times New Roman" w:hAnsi="Times New Roman" w:eastAsia="宋体"/>
+                <w:b w:val="0"/>
+                <w:sz w:val="21"/>
+              </w:rPr>
+              <w:t>是</w:t>
+            </w:r>
+          </w:p>
+        </w:tc>
+      </w:tr>
+      <w:tr>
+        <w:trPr>
+          <w:cantSplit/>
+        </w:trPr>
+        <w:tc>
+          <w:tcPr>
+            <w:tcW w:type="dxa" w:w="1701"/>
+            <w:vAlign w:val="center"/>
+            <w:tcMar>
+              <w:top w:w="85" w:type="dxa"/>
+              <w:bottom w:w="85" w:type="dxa"/>
+              <w:left w:w="85" w:type="dxa"/>
+              <w:right w:w="85" w:type="dxa"/>
+            </w:tcMar>
+          </w:tcPr>
+          <w:p>
+            <w:pPr>
+              <w:spacing w:before="40" w:after="40" w:line="264" w:lineRule="auto"/>
+              <w:jc w:val="left"/>
+            </w:pPr>
+            <w:r>
+              <w:rPr>
+                <w:rFonts w:ascii="Times New Roman" w:hAnsi="Times New Roman" w:eastAsia="宋体"/>
+                <w:b w:val="0"/>
+                <w:sz w:val="21"/>
+              </w:rPr>
+              <w:t>latch</w:t>
+            </w:r>
+          </w:p>
+        </w:tc>
+        <w:tc>
+          <w:tcPr>
+            <w:tcW w:type="dxa" w:w="2551"/>
+            <w:vAlign w:val="center"/>
+            <w:tcMar>
+              <w:top w:w="85" w:type="dxa"/>
+              <w:bottom w:w="85" w:type="dxa"/>
+              <w:left w:w="85" w:type="dxa"/>
+              <w:right w:w="85" w:type="dxa"/>
+            </w:tcMar>
+          </w:tcPr>
+          <w:p>
+            <w:pPr>
+              <w:spacing w:before="40" w:after="40" w:line="264" w:lineRule="auto"/>
+              <w:jc w:val="center"/>
+            </w:pPr>
+            <w:r>
+              <w:rPr>
+                <w:rFonts w:ascii="Times New Roman" w:hAnsi="Times New Roman" w:eastAsia="宋体"/>
+                <w:b w:val="0"/>
+                <w:sz w:val="21"/>
+              </w:rPr>
+              <w:t>14.180 ns</w:t>
+            </w:r>
+          </w:p>
+        </w:tc>
+        <w:tc>
+          <w:tcPr>
+            <w:tcW w:type="dxa" w:w="2551"/>
+            <w:vAlign w:val="center"/>
+            <w:tcMar>
+              <w:top w:w="85" w:type="dxa"/>
+              <w:bottom w:w="85" w:type="dxa"/>
+              <w:left w:w="85" w:type="dxa"/>
+              <w:right w:w="85" w:type="dxa"/>
+            </w:tcMar>
+          </w:tcPr>
+          <w:p>
+            <w:pPr>
+              <w:spacing w:before="40" w:after="40" w:line="264" w:lineRule="auto"/>
+              <w:jc w:val="center"/>
+            </w:pPr>
+            <w:r>
+              <w:rPr>
+                <w:rFonts w:ascii="Times New Roman" w:hAnsi="Times New Roman" w:eastAsia="宋体"/>
+                <w:b w:val="0"/>
+                <w:sz w:val="21"/>
+              </w:rPr>
+              <w:t>14.180 ns</w:t>
+            </w:r>
+          </w:p>
+        </w:tc>
+        <w:tc>
+          <w:tcPr>
+            <w:tcW w:type="dxa" w:w="2551"/>
+            <w:vAlign w:val="center"/>
+            <w:tcMar>
+              <w:top w:w="85" w:type="dxa"/>
+              <w:bottom w:w="85" w:type="dxa"/>
+              <w:left w:w="85" w:type="dxa"/>
+              <w:right w:w="85" w:type="dxa"/>
+            </w:tcMar>
+          </w:tcPr>
+          <w:p>
+            <w:pPr>
+              <w:spacing w:before="40" w:after="40" w:line="264" w:lineRule="auto"/>
+              <w:jc w:val="center"/>
+            </w:pPr>
+            <w:r>
+              <w:rPr>
+                <w:rFonts w:ascii="Times New Roman" w:hAnsi="Times New Roman" w:eastAsia="宋体"/>
+                <w:b w:val="0"/>
+                <w:sz w:val="21"/>
+              </w:rPr>
+              <w:t>是</w:t>
+            </w:r>
+          </w:p>
+        </w:tc>
+      </w:tr>
+    </w:tbl>
+    <w:p>
+      <w:pPr>
+        <w:spacing w:after="40"/>
+      </w:pPr>
+    </w:p>
+    <w:p>
+      <w:pPr>
+        <w:pStyle w:val="Heading2"/>
+      </w:pPr>
+      <w:r>
+        <w:rPr>
+          <w:color w:val="000000"/>
+        </w:rPr>
+        <w:t>3 重新布局布线后的五个核验点</w:t>
+      </w:r>
+    </w:p>
+    <w:p>
+      <w:pPr>
+        <w:widowControl/>
+      </w:pPr>
+      <w:r>
+        <w:t>为核验候选相位，重新执行 PDS 编译、综合、映射、布局布线及报告流程。由于重新布线会改变 IO 和内部路径延时，不能把原布线模型的 LP 最优值直接写成新工程已经通过的周期。所有失败点均保留。</w:t>
+      </w:r>
+    </w:p>
+    <w:tbl>
+      <w:tblPr>
+        <w:tblW w:type="auto" w:w="0"/>
+        <w:tblLayout w:type="fixed"/>
+        <w:tblLook w:firstColumn="1" w:firstRow="1" w:lastColumn="0" w:lastRow="0" w:noHBand="0" w:noVBand="1" w:val="04A0"/>
+        <w:tblBorders>
+          <w:top w:val="single" w:sz="4" w:color="D9D9D9"/>
+          <w:left w:val="single" w:sz="4" w:color="D9D9D9"/>
+          <w:bottom w:val="single" w:sz="4" w:color="D9D9D9"/>
+          <w:right w:val="single" w:sz="4" w:color="D9D9D9"/>
+          <w:insideH w:val="single" w:sz="4" w:color="D9D9D9"/>
+          <w:insideV w:val="single" w:sz="4" w:color="D9D9D9"/>
+        </w:tblBorders>
+      </w:tblPr>
+      <w:tblGrid>
+        <w:gridCol w:w="3118"/>
+        <w:gridCol w:w="2098"/>
+        <w:gridCol w:w="2438"/>
+        <w:gridCol w:w="1701"/>
+      </w:tblGrid>
+      <w:tr>
+        <w:trPr>
+          <w:cantSplit/>
+          <w:tblHeader/>
+        </w:trPr>
+        <w:tc>
+          <w:tcPr>
+            <w:tcW w:type="dxa" w:w="3118"/>
+            <w:vAlign w:val="center"/>
+            <w:tcMar>
+              <w:top w:w="85" w:type="dxa"/>
+              <w:bottom w:w="85" w:type="dxa"/>
+              <w:left w:w="85" w:type="dxa"/>
+              <w:right w:w="85" w:type="dxa"/>
+            </w:tcMar>
+            <w:shd w:fill="E6EDF3"/>
+          </w:tcPr>
+          <w:p>
+            <w:pPr>
+              <w:spacing w:before="40" w:after="40" w:line="264" w:lineRule="auto"/>
+              <w:jc w:val="left"/>
+            </w:pPr>
+            <w:r>
+              <w:rPr>
+                <w:rFonts w:ascii="Times New Roman" w:hAnsi="Times New Roman" w:eastAsia="宋体"/>
+                <w:b/>
+                <w:sz w:val="21"/>
+              </w:rPr>
+              <w:t>测试点</w:t>
+            </w:r>
+          </w:p>
+        </w:tc>
+        <w:tc>
+          <w:tcPr>
+            <w:tcW w:type="dxa" w:w="2098"/>
+            <w:vAlign w:val="center"/>
+            <w:tcMar>
+              <w:top w:w="85" w:type="dxa"/>
+              <w:bottom w:w="85" w:type="dxa"/>
+              <w:left w:w="85" w:type="dxa"/>
+              <w:right w:w="85" w:type="dxa"/>
+            </w:tcMar>
+            <w:shd w:fill="E6EDF3"/>
+          </w:tcPr>
+          <w:p>
+            <w:pPr>
+              <w:spacing w:before="40" w:after="40" w:line="264" w:lineRule="auto"/>
+              <w:jc w:val="center"/>
+            </w:pPr>
+            <w:r>
+              <w:rPr>
+                <w:rFonts w:ascii="Times New Roman" w:hAnsi="Times New Roman" w:eastAsia="宋体"/>
+                <w:b/>
+                <w:sz w:val="21"/>
+              </w:rPr>
+              <w:t>周期</w:t>
+            </w:r>
+          </w:p>
+        </w:tc>
+        <w:tc>
+          <w:tcPr>
+            <w:tcW w:type="dxa" w:w="2438"/>
+            <w:vAlign w:val="center"/>
+            <w:tcMar>
+              <w:top w:w="85" w:type="dxa"/>
+              <w:bottom w:w="85" w:type="dxa"/>
+              <w:left w:w="85" w:type="dxa"/>
+              <w:right w:w="85" w:type="dxa"/>
+            </w:tcMar>
+            <w:shd w:fill="E6EDF3"/>
+          </w:tcPr>
+          <w:p>
+            <w:pPr>
+              <w:spacing w:before="40" w:after="40" w:line="264" w:lineRule="auto"/>
+              <w:jc w:val="center"/>
+            </w:pPr>
+            <w:r>
+              <w:rPr>
+                <w:rFonts w:ascii="Times New Roman" w:hAnsi="Times New Roman" w:eastAsia="宋体"/>
+                <w:b/>
+                <w:sz w:val="21"/>
+              </w:rPr>
+              <w:t>慢角setup WNS</w:t>
+            </w:r>
+          </w:p>
+        </w:tc>
+        <w:tc>
+          <w:tcPr>
+            <w:tcW w:type="dxa" w:w="1701"/>
+            <w:vAlign w:val="center"/>
+            <w:tcMar>
+              <w:top w:w="85" w:type="dxa"/>
+              <w:bottom w:w="85" w:type="dxa"/>
+              <w:left w:w="85" w:type="dxa"/>
+              <w:right w:w="85" w:type="dxa"/>
+            </w:tcMar>
+            <w:shd w:fill="E6EDF3"/>
+          </w:tcPr>
+          <w:p>
+            <w:pPr>
+              <w:spacing w:before="40" w:after="40" w:line="264" w:lineRule="auto"/>
+              <w:jc w:val="center"/>
+            </w:pPr>
+            <w:r>
+              <w:rPr>
+                <w:rFonts w:ascii="Times New Roman" w:hAnsi="Times New Roman" w:eastAsia="宋体"/>
+                <w:b/>
+                <w:sz w:val="21"/>
+              </w:rPr>
+              <w:t>结果</w:t>
+            </w:r>
+          </w:p>
+        </w:tc>
+      </w:tr>
+      <w:tr>
+        <w:trPr>
+          <w:cantSplit/>
+        </w:trPr>
+        <w:tc>
+          <w:tcPr>
+            <w:tcW w:type="dxa" w:w="3118"/>
+            <w:vAlign w:val="center"/>
+            <w:tcMar>
+              <w:top w:w="85" w:type="dxa"/>
+              <w:bottom w:w="85" w:type="dxa"/>
+              <w:left w:w="85" w:type="dxa"/>
+              <w:right w:w="85" w:type="dxa"/>
+            </w:tcMar>
+          </w:tcPr>
+          <w:p>
+            <w:pPr>
+              <w:spacing w:before="40" w:after="40" w:line="264" w:lineRule="auto"/>
+              <w:jc w:val="left"/>
+            </w:pPr>
+            <w:r>
+              <w:rPr>
+                <w:rFonts w:ascii="Times New Roman" w:hAnsi="Times New Roman" w:eastAsia="宋体"/>
+                <w:b w:val="0"/>
+                <w:sz w:val="21"/>
+              </w:rPr>
+              <w:t>FF LP附近</w:t>
+            </w:r>
+          </w:p>
+        </w:tc>
+        <w:tc>
+          <w:tcPr>
+            <w:tcW w:type="dxa" w:w="2098"/>
+            <w:vAlign w:val="center"/>
+            <w:tcMar>
+              <w:top w:w="85" w:type="dxa"/>
+              <w:bottom w:w="85" w:type="dxa"/>
+              <w:left w:w="85" w:type="dxa"/>
+              <w:right w:w="85" w:type="dxa"/>
+            </w:tcMar>
+          </w:tcPr>
+          <w:p>
+            <w:pPr>
+              <w:spacing w:before="40" w:after="40" w:line="264" w:lineRule="auto"/>
+              <w:jc w:val="center"/>
+            </w:pPr>
+            <w:r>
+              <w:rPr>
+                <w:rFonts w:ascii="Times New Roman" w:hAnsi="Times New Roman" w:eastAsia="宋体"/>
+                <w:b w:val="0"/>
+                <w:sz w:val="21"/>
+              </w:rPr>
+              <w:t>13.944 ns</w:t>
+            </w:r>
+          </w:p>
+        </w:tc>
+        <w:tc>
+          <w:tcPr>
+            <w:tcW w:type="dxa" w:w="2438"/>
+            <w:vAlign w:val="center"/>
+            <w:tcMar>
+              <w:top w:w="85" w:type="dxa"/>
+              <w:bottom w:w="85" w:type="dxa"/>
+              <w:left w:w="85" w:type="dxa"/>
+              <w:right w:w="85" w:type="dxa"/>
+            </w:tcMar>
+          </w:tcPr>
+          <w:p>
+            <w:pPr>
+              <w:spacing w:before="40" w:after="40" w:line="264" w:lineRule="auto"/>
+              <w:jc w:val="center"/>
+            </w:pPr>
+            <w:r>
+              <w:rPr>
+                <w:rFonts w:ascii="Times New Roman" w:hAnsi="Times New Roman" w:eastAsia="宋体"/>
+                <w:b w:val="0"/>
+                <w:sz w:val="21"/>
+              </w:rPr>
+              <w:t>-0.080 ns</w:t>
+            </w:r>
+          </w:p>
+        </w:tc>
+        <w:tc>
+          <w:tcPr>
+            <w:tcW w:type="dxa" w:w="1701"/>
+            <w:vAlign w:val="center"/>
+            <w:tcMar>
+              <w:top w:w="85" w:type="dxa"/>
+              <w:bottom w:w="85" w:type="dxa"/>
+              <w:left w:w="85" w:type="dxa"/>
+              <w:right w:w="85" w:type="dxa"/>
+            </w:tcMar>
+          </w:tcPr>
+          <w:p>
+            <w:pPr>
+              <w:spacing w:before="40" w:after="40" w:line="264" w:lineRule="auto"/>
+              <w:jc w:val="center"/>
+            </w:pPr>
+            <w:r>
+              <w:rPr>
+                <w:rFonts w:ascii="Times New Roman" w:hAnsi="Times New Roman" w:eastAsia="宋体"/>
+                <w:b w:val="0"/>
+                <w:sz w:val="21"/>
+              </w:rPr>
+              <w:t>失败</w:t>
+            </w:r>
+          </w:p>
+        </w:tc>
+      </w:tr>
+      <w:tr>
+        <w:trPr>
+          <w:cantSplit/>
+        </w:trPr>
+        <w:tc>
+          <w:tcPr>
+            <w:tcW w:type="dxa" w:w="3118"/>
+            <w:vAlign w:val="center"/>
+            <w:tcMar>
+              <w:top w:w="85" w:type="dxa"/>
+              <w:bottom w:w="85" w:type="dxa"/>
+              <w:left w:w="85" w:type="dxa"/>
+              <w:right w:w="85" w:type="dxa"/>
+            </w:tcMar>
+          </w:tcPr>
+          <w:p>
+            <w:pPr>
+              <w:spacing w:before="40" w:after="40" w:line="264" w:lineRule="auto"/>
+              <w:jc w:val="left"/>
+            </w:pPr>
+            <w:r>
+              <w:rPr>
+                <w:rFonts w:ascii="Times New Roman" w:hAnsi="Times New Roman" w:eastAsia="宋体"/>
+                <w:b w:val="0"/>
+                <w:sz w:val="21"/>
+              </w:rPr>
+              <w:t>FF 带余量</w:t>
+            </w:r>
+          </w:p>
+        </w:tc>
+        <w:tc>
+          <w:tcPr>
+            <w:tcW w:type="dxa" w:w="2098"/>
+            <w:vAlign w:val="center"/>
+            <w:tcMar>
+              <w:top w:w="85" w:type="dxa"/>
+              <w:bottom w:w="85" w:type="dxa"/>
+              <w:left w:w="85" w:type="dxa"/>
+              <w:right w:w="85" w:type="dxa"/>
+            </w:tcMar>
+          </w:tcPr>
+          <w:p>
+            <w:pPr>
+              <w:spacing w:before="40" w:after="40" w:line="264" w:lineRule="auto"/>
+              <w:jc w:val="center"/>
+            </w:pPr>
+            <w:r>
+              <w:rPr>
+                <w:rFonts w:ascii="Times New Roman" w:hAnsi="Times New Roman" w:eastAsia="宋体"/>
+                <w:b w:val="0"/>
+                <w:sz w:val="21"/>
+              </w:rPr>
+              <w:t>14.100 ns</w:t>
+            </w:r>
+          </w:p>
+        </w:tc>
+        <w:tc>
+          <w:tcPr>
+            <w:tcW w:type="dxa" w:w="2438"/>
+            <w:vAlign w:val="center"/>
+            <w:tcMar>
+              <w:top w:w="85" w:type="dxa"/>
+              <w:bottom w:w="85" w:type="dxa"/>
+              <w:left w:w="85" w:type="dxa"/>
+              <w:right w:w="85" w:type="dxa"/>
+            </w:tcMar>
+          </w:tcPr>
+          <w:p>
+            <w:pPr>
+              <w:spacing w:before="40" w:after="40" w:line="264" w:lineRule="auto"/>
+              <w:jc w:val="center"/>
+            </w:pPr>
+            <w:r>
+              <w:rPr>
+                <w:rFonts w:ascii="Times New Roman" w:hAnsi="Times New Roman" w:eastAsia="宋体"/>
+                <w:b w:val="0"/>
+                <w:sz w:val="21"/>
+              </w:rPr>
+              <w:t>+0.076 ns</w:t>
+            </w:r>
+          </w:p>
+        </w:tc>
+        <w:tc>
+          <w:tcPr>
+            <w:tcW w:type="dxa" w:w="1701"/>
+            <w:vAlign w:val="center"/>
+            <w:tcMar>
+              <w:top w:w="85" w:type="dxa"/>
+              <w:bottom w:w="85" w:type="dxa"/>
+              <w:left w:w="85" w:type="dxa"/>
+              <w:right w:w="85" w:type="dxa"/>
+            </w:tcMar>
+          </w:tcPr>
+          <w:p>
+            <w:pPr>
+              <w:spacing w:before="40" w:after="40" w:line="264" w:lineRule="auto"/>
+              <w:jc w:val="center"/>
+            </w:pPr>
+            <w:r>
+              <w:rPr>
+                <w:rFonts w:ascii="Times New Roman" w:hAnsi="Times New Roman" w:eastAsia="宋体"/>
+                <w:b w:val="0"/>
+                <w:sz w:val="21"/>
+              </w:rPr>
+              <w:t>通过</w:t>
+            </w:r>
+          </w:p>
+        </w:tc>
+      </w:tr>
+      <w:tr>
+        <w:trPr>
+          <w:cantSplit/>
+        </w:trPr>
+        <w:tc>
+          <w:tcPr>
+            <w:tcW w:type="dxa" w:w="3118"/>
+            <w:vAlign w:val="center"/>
+            <w:tcMar>
+              <w:top w:w="85" w:type="dxa"/>
+              <w:bottom w:w="85" w:type="dxa"/>
+              <w:left w:w="85" w:type="dxa"/>
+              <w:right w:w="85" w:type="dxa"/>
+            </w:tcMar>
+          </w:tcPr>
+          <w:p>
+            <w:pPr>
+              <w:spacing w:before="40" w:after="40" w:line="264" w:lineRule="auto"/>
+              <w:jc w:val="left"/>
+            </w:pPr>
+            <w:r>
+              <w:rPr>
+                <w:rFonts w:ascii="Times New Roman" w:hAnsi="Times New Roman" w:eastAsia="宋体"/>
+                <w:b w:val="0"/>
+                <w:sz w:val="21"/>
+              </w:rPr>
+              <w:t>latch LP附近</w:t>
+            </w:r>
+          </w:p>
+        </w:tc>
+        <w:tc>
+          <w:tcPr>
+            <w:tcW w:type="dxa" w:w="2098"/>
+            <w:vAlign w:val="center"/>
+            <w:tcMar>
+              <w:top w:w="85" w:type="dxa"/>
+              <w:bottom w:w="85" w:type="dxa"/>
+              <w:left w:w="85" w:type="dxa"/>
+              <w:right w:w="85" w:type="dxa"/>
+            </w:tcMar>
+          </w:tcPr>
+          <w:p>
+            <w:pPr>
+              <w:spacing w:before="40" w:after="40" w:line="264" w:lineRule="auto"/>
+              <w:jc w:val="center"/>
+            </w:pPr>
+            <w:r>
+              <w:rPr>
+                <w:rFonts w:ascii="Times New Roman" w:hAnsi="Times New Roman" w:eastAsia="宋体"/>
+                <w:b w:val="0"/>
+                <w:sz w:val="21"/>
+              </w:rPr>
+              <w:t>14.190 ns</w:t>
+            </w:r>
+          </w:p>
+        </w:tc>
+        <w:tc>
+          <w:tcPr>
+            <w:tcW w:type="dxa" w:w="2438"/>
+            <w:vAlign w:val="center"/>
+            <w:tcMar>
+              <w:top w:w="85" w:type="dxa"/>
+              <w:bottom w:w="85" w:type="dxa"/>
+              <w:left w:w="85" w:type="dxa"/>
+              <w:right w:w="85" w:type="dxa"/>
+            </w:tcMar>
+          </w:tcPr>
+          <w:p>
+            <w:pPr>
+              <w:spacing w:before="40" w:after="40" w:line="264" w:lineRule="auto"/>
+              <w:jc w:val="center"/>
+            </w:pPr>
+            <w:r>
+              <w:rPr>
+                <w:rFonts w:ascii="Times New Roman" w:hAnsi="Times New Roman" w:eastAsia="宋体"/>
+                <w:b w:val="0"/>
+                <w:sz w:val="21"/>
+              </w:rPr>
+              <w:t>-0.275 ns</w:t>
+            </w:r>
+          </w:p>
+        </w:tc>
+        <w:tc>
+          <w:tcPr>
+            <w:tcW w:type="dxa" w:w="1701"/>
+            <w:vAlign w:val="center"/>
+            <w:tcMar>
+              <w:top w:w="85" w:type="dxa"/>
+              <w:bottom w:w="85" w:type="dxa"/>
+              <w:left w:w="85" w:type="dxa"/>
+              <w:right w:w="85" w:type="dxa"/>
+            </w:tcMar>
+          </w:tcPr>
+          <w:p>
+            <w:pPr>
+              <w:spacing w:before="40" w:after="40" w:line="264" w:lineRule="auto"/>
+              <w:jc w:val="center"/>
+            </w:pPr>
+            <w:r>
+              <w:rPr>
+                <w:rFonts w:ascii="Times New Roman" w:hAnsi="Times New Roman" w:eastAsia="宋体"/>
+                <w:b w:val="0"/>
+                <w:sz w:val="21"/>
+              </w:rPr>
+              <w:t>失败</w:t>
+            </w:r>
+          </w:p>
+        </w:tc>
+      </w:tr>
+      <w:tr>
+        <w:trPr>
+          <w:cantSplit/>
+        </w:trPr>
+        <w:tc>
+          <w:tcPr>
+            <w:tcW w:type="dxa" w:w="3118"/>
+            <w:vAlign w:val="center"/>
+            <w:tcMar>
+              <w:top w:w="85" w:type="dxa"/>
+              <w:bottom w:w="85" w:type="dxa"/>
+              <w:left w:w="85" w:type="dxa"/>
+              <w:right w:w="85" w:type="dxa"/>
+            </w:tcMar>
+          </w:tcPr>
+          <w:p>
+            <w:pPr>
+              <w:spacing w:before="40" w:after="40" w:line="264" w:lineRule="auto"/>
+              <w:jc w:val="left"/>
+            </w:pPr>
+            <w:r>
+              <w:rPr>
+                <w:rFonts w:ascii="Times New Roman" w:hAnsi="Times New Roman" w:eastAsia="宋体"/>
+                <w:b w:val="0"/>
+                <w:sz w:val="21"/>
+              </w:rPr>
+              <w:t>latch 带余量</w:t>
+            </w:r>
+          </w:p>
+        </w:tc>
+        <w:tc>
+          <w:tcPr>
+            <w:tcW w:type="dxa" w:w="2098"/>
+            <w:vAlign w:val="center"/>
+            <w:tcMar>
+              <w:top w:w="85" w:type="dxa"/>
+              <w:bottom w:w="85" w:type="dxa"/>
+              <w:left w:w="85" w:type="dxa"/>
+              <w:right w:w="85" w:type="dxa"/>
+            </w:tcMar>
+          </w:tcPr>
+          <w:p>
+            <w:pPr>
+              <w:spacing w:before="40" w:after="40" w:line="264" w:lineRule="auto"/>
+              <w:jc w:val="center"/>
+            </w:pPr>
+            <w:r>
+              <w:rPr>
+                <w:rFonts w:ascii="Times New Roman" w:hAnsi="Times New Roman" w:eastAsia="宋体"/>
+                <w:b w:val="0"/>
+                <w:sz w:val="21"/>
+              </w:rPr>
+              <w:t>14.500 ns</w:t>
+            </w:r>
+          </w:p>
+        </w:tc>
+        <w:tc>
+          <w:tcPr>
+            <w:tcW w:type="dxa" w:w="2438"/>
+            <w:vAlign w:val="center"/>
+            <w:tcMar>
+              <w:top w:w="85" w:type="dxa"/>
+              <w:bottom w:w="85" w:type="dxa"/>
+              <w:left w:w="85" w:type="dxa"/>
+              <w:right w:w="85" w:type="dxa"/>
+            </w:tcMar>
+          </w:tcPr>
+          <w:p>
+            <w:pPr>
+              <w:spacing w:before="40" w:after="40" w:line="264" w:lineRule="auto"/>
+              <w:jc w:val="center"/>
+            </w:pPr>
+            <w:r>
+              <w:rPr>
+                <w:rFonts w:ascii="Times New Roman" w:hAnsi="Times New Roman" w:eastAsia="宋体"/>
+                <w:b w:val="0"/>
+                <w:sz w:val="21"/>
+              </w:rPr>
+              <w:t>-0.406 ns</w:t>
+            </w:r>
+          </w:p>
+        </w:tc>
+        <w:tc>
+          <w:tcPr>
+            <w:tcW w:type="dxa" w:w="1701"/>
+            <w:vAlign w:val="center"/>
+            <w:tcMar>
+              <w:top w:w="85" w:type="dxa"/>
+              <w:bottom w:w="85" w:type="dxa"/>
+              <w:left w:w="85" w:type="dxa"/>
+              <w:right w:w="85" w:type="dxa"/>
+            </w:tcMar>
+          </w:tcPr>
+          <w:p>
+            <w:pPr>
+              <w:spacing w:before="40" w:after="40" w:line="264" w:lineRule="auto"/>
+              <w:jc w:val="center"/>
+            </w:pPr>
+            <w:r>
+              <w:rPr>
+                <w:rFonts w:ascii="Times New Roman" w:hAnsi="Times New Roman" w:eastAsia="宋体"/>
+                <w:b w:val="0"/>
+                <w:sz w:val="21"/>
+              </w:rPr>
+              <w:t>失败</w:t>
+            </w:r>
+          </w:p>
+        </w:tc>
+      </w:tr>
+      <w:tr>
+        <w:trPr>
+          <w:cantSplit/>
+        </w:trPr>
+        <w:tc>
+          <w:tcPr>
+            <w:tcW w:type="dxa" w:w="3118"/>
+            <w:vAlign w:val="center"/>
+            <w:tcMar>
+              <w:top w:w="85" w:type="dxa"/>
+              <w:bottom w:w="85" w:type="dxa"/>
+              <w:left w:w="85" w:type="dxa"/>
+              <w:right w:w="85" w:type="dxa"/>
+            </w:tcMar>
+          </w:tcPr>
+          <w:p>
+            <w:pPr>
+              <w:spacing w:before="40" w:after="40" w:line="264" w:lineRule="auto"/>
+              <w:jc w:val="left"/>
+            </w:pPr>
+            <w:r>
+              <w:rPr>
+                <w:rFonts w:ascii="Times New Roman" w:hAnsi="Times New Roman" w:eastAsia="宋体"/>
+                <w:b w:val="0"/>
+                <w:sz w:val="21"/>
+              </w:rPr>
+              <w:t>latch 保守可行点</w:t>
+            </w:r>
+          </w:p>
+        </w:tc>
+        <w:tc>
+          <w:tcPr>
+            <w:tcW w:type="dxa" w:w="2098"/>
+            <w:vAlign w:val="center"/>
+            <w:tcMar>
+              <w:top w:w="85" w:type="dxa"/>
+              <w:bottom w:w="85" w:type="dxa"/>
+              <w:left w:w="85" w:type="dxa"/>
+              <w:right w:w="85" w:type="dxa"/>
+            </w:tcMar>
+          </w:tcPr>
+          <w:p>
+            <w:pPr>
+              <w:spacing w:before="40" w:after="40" w:line="264" w:lineRule="auto"/>
+              <w:jc w:val="center"/>
+            </w:pPr>
+            <w:r>
+              <w:rPr>
+                <w:rFonts w:ascii="Times New Roman" w:hAnsi="Times New Roman" w:eastAsia="宋体"/>
+                <w:b w:val="0"/>
+                <w:sz w:val="21"/>
+              </w:rPr>
+              <w:t>16.000 ns</w:t>
+            </w:r>
+          </w:p>
+        </w:tc>
+        <w:tc>
+          <w:tcPr>
+            <w:tcW w:type="dxa" w:w="2438"/>
+            <w:vAlign w:val="center"/>
+            <w:tcMar>
+              <w:top w:w="85" w:type="dxa"/>
+              <w:bottom w:w="85" w:type="dxa"/>
+              <w:left w:w="85" w:type="dxa"/>
+              <w:right w:w="85" w:type="dxa"/>
+            </w:tcMar>
+          </w:tcPr>
+          <w:p>
+            <w:pPr>
+              <w:spacing w:before="40" w:after="40" w:line="264" w:lineRule="auto"/>
+              <w:jc w:val="center"/>
+            </w:pPr>
+            <w:r>
+              <w:rPr>
+                <w:rFonts w:ascii="Times New Roman" w:hAnsi="Times New Roman" w:eastAsia="宋体"/>
+                <w:b w:val="0"/>
+                <w:sz w:val="21"/>
+              </w:rPr>
+              <w:t>+1.464 ns</w:t>
+            </w:r>
+          </w:p>
+        </w:tc>
+        <w:tc>
+          <w:tcPr>
+            <w:tcW w:type="dxa" w:w="1701"/>
+            <w:vAlign w:val="center"/>
+            <w:tcMar>
+              <w:top w:w="85" w:type="dxa"/>
+              <w:bottom w:w="85" w:type="dxa"/>
+              <w:left w:w="85" w:type="dxa"/>
+              <w:right w:w="85" w:type="dxa"/>
+            </w:tcMar>
+          </w:tcPr>
+          <w:p>
+            <w:pPr>
+              <w:spacing w:before="40" w:after="40" w:line="264" w:lineRule="auto"/>
+              <w:jc w:val="center"/>
+            </w:pPr>
+            <w:r>
+              <w:rPr>
+                <w:rFonts w:ascii="Times New Roman" w:hAnsi="Times New Roman" w:eastAsia="宋体"/>
+                <w:b w:val="0"/>
+                <w:sz w:val="21"/>
+              </w:rPr>
+              <w:t>通过</w:t>
+            </w:r>
+          </w:p>
+        </w:tc>
+      </w:tr>
+    </w:tbl>
+    <w:p>
+      <w:pPr>
+        <w:spacing w:after="40"/>
+      </w:pPr>
+    </w:p>
+    <w:p>
+      <w:pPr>
+        <w:widowControl/>
+      </w:pPr>
+      <w:r>
+        <w:t>latch 在 14.190 ns 和 14.500 ns 两点的内部相位相关路径均通过，但输出 IO 路径分别仍存在 −0.275 ns 和 −0.406 ns 违例，不能称为全设计通过。重新布线后的对应 IO 周期要求约为 14.465 ns 和 14.906 ns，说明布线变化必须单独记录，不能回填成原 LP 解已通过。</w:t>
+      </w:r>
+    </w:p>
+    <w:p>
+      <w:pPr>
+        <w:widowControl/>
+      </w:pPr>
+      <w:r>
+        <w:t>本轮实际通过点为 FF 14.100 ns（70.922 MHz）和 latch 16.000 ns（62.500 MHz），均通过慢快角 setup、hold 与最小脉宽检查。latch 16 ns 的相位为 A 高电平 7.600～11.600 ns，B 高电平 11.800～15.800 ns。原固定相位下 latch 在 16 ns 失败，本次调整后通过，表明相位安排有实际优化空间；但两次布线并未固定，不能据此排除布线影响。</w:t>
+      </w:r>
+    </w:p>
+    <w:p>
+      <w:pPr>
+        <w:widowControl/>
+      </w:pPr>
+      <w:r>
+        <w:t>上述 16 ns 是已验证可行点，不是已经求证的 latch 最优周期；不能据此断言其无法在 14.5～16 ns 之间工作。两种实现的通过点也不是各自的上板实测最高频率。</w:t>
+      </w:r>
+    </w:p>
+    <w:p>
+      <w:pPr>
+        <w:pStyle w:val="Heading2"/>
+      </w:pPr>
+      <w:r>
+        <w:rPr>
+          <w:color w:val="000000"/>
+        </w:rPr>
+        <w:t>4 证据文件与核验范围</w:t>
+      </w:r>
+    </w:p>
+    <w:p>
+      <w:pPr>
+        <w:widowControl/>
+      </w:pPr>
+      <w:r>
+        <w:t>相位优化文件位于 E:\pds\lacth\latch_validation\phase_optimization。solve.py 使用 SciPy 的 HiGHS 求解 LP；run.ps1 调用完整 PDS 流程；verify.py 核对实际时钟、存储映射、两角时序及报告哈希。五个模型测试通过；另完成五个 PDS 点、78 行时序摘要以及两个错误时钟反例的核验。所有正式 PDS 验证目录以 _full 结尾。</w:t>
+      </w:r>
+    </w:p>
+    <w:p>
+      <w:pPr>
+        <w:widowControl/>
+      </w:pPr>
+      <w:r>
+        <w:t>build/lp_solution.json 保存源报告哈希、完整不等式及模型解；build/verified_results.json 保存五点数据和各原始报告的绝对路径与哈希。曾尝试复用原布局布线数据库直接重分析，但该调用保留了旧的 640 ns 时钟而未应用新约束；由于波形核对失败，该探测输出已排除，不能当作固定布线验证证书。</w:t>
+      </w:r>
+    </w:p>
+    <w:p>
+      <w:pPr>
+        <w:widowControl/>
+      </w:pPr>
+      <w:r>
+        <w:t>本次没有生成新比特流，没有新增 SDF 或上板频率扫描，也没有声称 Howard 已经接通电路验证。基准源报告、各点原始报告和失败案例均应与结果表一并保留。</w:t>
+      </w:r>
+    </w:p>
+    <w:p>
+      <w:pPr>
+        <w:pStyle w:val="Heading1"/>
+      </w:pPr>
+      <w:r>
+        <w:rPr>
+          <w:color w:val="000000"/>
+        </w:rPr>
+        <w:t>八 综合结论与后续工作</w:t>
+      </w:r>
+    </w:p>
+    <w:p>
+      <w:pPr>
+        <w:widowControl/>
+      </w:pPr>
+      <w:r>
+        <w:t>本阶段依次验证了 FF 与 latch 的基本时序差异、时间借用及其传播、借用超限违例，并补充了固定相位周期搜索和两相相位优化。相位优化消除了部分窗口安排限制，但当前小电路的整体比较受输出 IO 路径影响，仍未获得 latch 比 FF 频率更高的证据。这既不说明时间借用没有价值，也不能被表述为 latch 必然提速。</w:t>
+      </w:r>
+    </w:p>
+    <w:p>
+      <w:pPr>
+        <w:widowControl/>
+      </w:pPr>
+      <w:r>
+        <w:t>后续以 Howard 为研究重点，先建立含反馈环、级间延时不均衡且边界清晰的小电路，对齐映射时序参数、独立 LP 与 PDS 的可行性判定，再逐步扩大规模。若比较 latch 与 FF 的性能收益，应预先明确功能、吞吐率、流水线延迟、时钟调度权限和接口条件，不能仅删去对 latch 不利的约束或事后挑选有利评价口径。</w:t>
       </w:r>
     </w:p>
     <w:sectPr>
